--- a/filled_docs/individual_task/masters/trps/second_year_students/4th_semester/Чернявцева_Светлана_Игоревна_Прил 1_ИЗ на практику_Магистратура_ТРПС_4 сем.docx
+++ b/filled_docs/individual_task/masters/trps/second_year_students/4th_semester/Чернявцева_Светлана_Игоревна_Прил 1_ИЗ на практику_Магистратура_ТРПС_4 сем.docx
@@ -2711,6 +2711,7 @@
                 <w:lang w:eastAsia="ru-RU"/>
               </w:rPr>
             </w:pPr>
+            <w:proofErr w:type="spellStart"/>
             <w:r>
               <w:rPr>
                 <w:rFonts w:ascii="Times New Roman" w:eastAsia="Calibri" w:hAnsi="Times New Roman" w:cs="Times New Roman"/>
@@ -2721,34 +2722,9 @@
                 <w:highlight w:val="yellow"/>
                 <w:lang w:eastAsia="ru-RU"/>
               </w:rPr>
-              <w:t xml:space="preserve">Написание </w:t>
+              <w:t>ыжсызжлбсжысблжысыысыы</w:t>
             </w:r>
-            <w:proofErr w:type="gramStart"/>
-            <w:r>
-              <w:rPr>
-                <w:rFonts w:ascii="Times New Roman" w:eastAsia="Calibri" w:hAnsi="Times New Roman" w:cs="Times New Roman"/>
-                <w:i/>
-                <w:color w:val="FF0000"/>
-                <w:sz w:val="18"/>
-                <w:szCs w:val="18"/>
-                <w:highlight w:val="yellow"/>
-                <w:lang w:eastAsia="ru-RU"/>
-              </w:rPr>
-              <w:t>для</w:t>
-            </w:r>
-            <w:proofErr w:type="gramEnd"/>
-            <w:r>
-              <w:rPr>
-                <w:rFonts w:ascii="Times New Roman" w:eastAsia="Calibri" w:hAnsi="Times New Roman" w:cs="Times New Roman"/>
-                <w:i/>
-                <w:color w:val="FF0000"/>
-                <w:sz w:val="18"/>
-                <w:szCs w:val="18"/>
-                <w:highlight w:val="yellow"/>
-                <w:lang w:eastAsia="ru-RU"/>
-              </w:rPr>
-              <w:t xml:space="preserve"> из</w:t>
-            </w:r>
+            <w:proofErr w:type="spellEnd"/>
           </w:p>
         </w:tc>
         <w:tc>
@@ -2776,6 +2752,140 @@
                 <w:lang w:eastAsia="ru-RU"/>
               </w:rPr>
               <w:t>аннотация</w:t>
+            </w:r>
+          </w:p>
+        </w:tc>
+      </w:tr>
+      <w:tr>
+        <w:tc>
+          <w:tcPr>
+            <w:tcW w:w="720" w:type="dxa"/>
+          </w:tcPr>
+          <w:p>
+            <w:pPr>
+              <w:rPr>
+                <w:rFonts w:ascii="Times New Roman" w:eastAsia="Calibri" w:hAnsi="Times New Roman" w:cs="Times New Roman"/>
+                <w:i/>
+                <w:iCs/>
+                <w:color w:val="FF0000"/>
+                <w:sz w:val="18"/>
+                <w:szCs w:val="18"/>
+                <w:highlight w:val="yellow"/>
+                <w:lang w:eastAsia="ru-RU"/>
+              </w:rPr>
+            </w:pPr>
+          </w:p>
+        </w:tc>
+        <w:tc>
+          <w:tcPr>
+            <w:tcW w:w="1656" w:type="dxa"/>
+          </w:tcPr>
+          <w:p>
+            <w:pPr>
+              <w:rPr>
+                <w:rFonts w:ascii="Times New Roman" w:eastAsia="Calibri" w:hAnsi="Times New Roman" w:cs="Times New Roman"/>
+                <w:i/>
+                <w:iCs/>
+                <w:color w:val="FF0000"/>
+                <w:sz w:val="18"/>
+                <w:szCs w:val="18"/>
+                <w:highlight w:val="yellow"/>
+                <w:lang w:eastAsia="ru-RU"/>
+              </w:rPr>
+            </w:pPr>
+          </w:p>
+        </w:tc>
+        <w:tc>
+          <w:tcPr>
+            <w:tcW w:w="1985" w:type="dxa"/>
+          </w:tcPr>
+          <w:p>
+            <w:pPr>
+              <w:rPr>
+                <w:rFonts w:ascii="Times New Roman" w:eastAsia="Calibri" w:hAnsi="Times New Roman" w:cs="Times New Roman"/>
+                <w:color w:val="FF0000"/>
+                <w:sz w:val="18"/>
+                <w:szCs w:val="18"/>
+                <w:highlight w:val="yellow"/>
+                <w:lang w:eastAsia="ru-RU"/>
+              </w:rPr>
+            </w:pPr>
+            <w:r>
+              <w:rPr>
+                <w:rFonts w:ascii="Times New Roman" w:eastAsia="Calibri" w:hAnsi="Times New Roman" w:cs="Times New Roman"/>
+                <w:color w:val="FF0000"/>
+                <w:sz w:val="18"/>
+                <w:szCs w:val="18"/>
+                <w:highlight w:val="yellow"/>
+                <w:lang w:eastAsia="ru-RU"/>
+              </w:rPr>
+              <w:t>12.05.2025</w:t>
+            </w:r>
+          </w:p>
+        </w:tc>
+        <w:tc>
+          <w:tcPr>
+            <w:tcW w:w="3685" w:type="dxa"/>
+          </w:tcPr>
+          <w:p>
+            <w:pPr>
+              <w:rPr>
+                <w:rFonts w:ascii="Times New Roman" w:eastAsia="Times New Roman" w:hAnsi="Times New Roman" w:cs="Times New Roman"/>
+                <w:sz w:val="24"/>
+                <w:szCs w:val="24"/>
+                <w:lang w:eastAsia="ru-RU"/>
+              </w:rPr>
+            </w:pPr>
+            <w:r>
+              <w:rPr>
+                <w:rFonts w:ascii="Times New Roman" w:eastAsia="Times New Roman" w:hAnsi="Times New Roman" w:cs="Times New Roman"/>
+                <w:sz w:val="24"/>
+                <w:szCs w:val="24"/>
+                <w:lang w:eastAsia="ru-RU"/>
+              </w:rPr>
+              <w:t>оулаулаьулулау</w:t>
+            </w:r>
+          </w:p>
+          <w:p>
+            <w:pPr>
+              <w:rPr>
+                <w:rFonts w:ascii="Times New Roman" w:eastAsia="Calibri" w:hAnsi="Times New Roman" w:cs="Times New Roman"/>
+                <w:i/>
+                <w:color w:val="FF0000"/>
+                <w:sz w:val="18"/>
+                <w:szCs w:val="18"/>
+                <w:highlight w:val="yellow"/>
+                <w:lang w:eastAsia="ru-RU"/>
+              </w:rPr>
+            </w:pPr>
+          </w:p>
+        </w:tc>
+        <w:tc>
+          <w:tcPr>
+            <w:tcW w:w="2093" w:type="dxa"/>
+          </w:tcPr>
+          <w:p>
+            <w:pPr>
+              <w:rPr>
+                <w:rFonts w:ascii="Times New Roman" w:eastAsia="Calibri" w:hAnsi="Times New Roman" w:cs="Times New Roman"/>
+                <w:i/>
+                <w:color w:val="FF0000"/>
+                <w:sz w:val="18"/>
+                <w:szCs w:val="18"/>
+                <w:highlight w:val="yellow"/>
+                <w:lang w:eastAsia="ru-RU"/>
+              </w:rPr>
+            </w:pPr>
+            <w:r>
+              <w:rPr>
+                <w:i/>
+                <w:iCs/>
+                <w:color w:val="FF0000"/>
+                <w:sz w:val="18"/>
+                <w:szCs w:val="18"/>
+                <w:shd w:val="clear" w:color="auto" w:fill="FFFF00"/>
+              </w:rPr>
+              <w:t>Своя форма отчетности для каждого этапа!</w:t>
             </w:r>
             <w:bookmarkStart w:id="2" w:name="_GoBack"/>
             <w:bookmarkEnd w:id="2"/>
@@ -2791,110 +2901,6 @@
             <w:pPr>
               <w:rPr>
                 <w:rFonts w:ascii="Times New Roman" w:eastAsia="Calibri" w:hAnsi="Times New Roman" w:cs="Times New Roman"/>
-                <w:i/>
-                <w:iCs/>
-                <w:color w:val="FF0000"/>
-                <w:sz w:val="18"/>
-                <w:szCs w:val="18"/>
-                <w:highlight w:val="yellow"/>
-                <w:lang w:eastAsia="ru-RU"/>
-              </w:rPr>
-            </w:pPr>
-          </w:p>
-        </w:tc>
-        <w:tc>
-          <w:tcPr>
-            <w:tcW w:w="1656" w:type="dxa"/>
-          </w:tcPr>
-          <w:p>
-            <w:pPr>
-              <w:rPr>
-                <w:rFonts w:ascii="Times New Roman" w:eastAsia="Calibri" w:hAnsi="Times New Roman" w:cs="Times New Roman"/>
-                <w:i/>
-                <w:iCs/>
-                <w:color w:val="FF0000"/>
-                <w:sz w:val="18"/>
-                <w:szCs w:val="18"/>
-                <w:highlight w:val="yellow"/>
-                <w:lang w:eastAsia="ru-RU"/>
-              </w:rPr>
-            </w:pPr>
-          </w:p>
-        </w:tc>
-        <w:tc>
-          <w:tcPr>
-            <w:tcW w:w="1985" w:type="dxa"/>
-          </w:tcPr>
-          <w:p>
-            <w:pPr>
-              <w:rPr>
-                <w:rFonts w:ascii="Times New Roman" w:eastAsia="Calibri" w:hAnsi="Times New Roman" w:cs="Times New Roman"/>
-                <w:color w:val="FF0000"/>
-                <w:sz w:val="18"/>
-                <w:szCs w:val="18"/>
-                <w:highlight w:val="yellow"/>
-                <w:lang w:eastAsia="ru-RU"/>
-              </w:rPr>
-            </w:pPr>
-            <w:r>
-              <w:rPr>
-                <w:rFonts w:ascii="Times New Roman" w:eastAsia="Calibri" w:hAnsi="Times New Roman" w:cs="Times New Roman"/>
-                <w:color w:val="FF0000"/>
-                <w:sz w:val="18"/>
-                <w:szCs w:val="18"/>
-                <w:highlight w:val="yellow"/>
-                <w:lang w:eastAsia="ru-RU"/>
-              </w:rPr>
-              <w:t>12.05.2025</w:t>
-            </w:r>
-          </w:p>
-        </w:tc>
-        <w:tc>
-          <w:tcPr>
-            <w:tcW w:w="3685" w:type="dxa"/>
-          </w:tcPr>
-          <w:p>
-            <w:pPr>
-              <w:rPr>
-                <w:rFonts w:ascii="Times New Roman" w:eastAsia="Calibri" w:hAnsi="Times New Roman" w:cs="Times New Roman"/>
-                <w:i/>
-                <w:color w:val="FF0000"/>
-                <w:sz w:val="18"/>
-                <w:szCs w:val="18"/>
-                <w:highlight w:val="yellow"/>
-                <w:lang w:eastAsia="ru-RU"/>
-              </w:rPr>
-            </w:pPr>
-          </w:p>
-        </w:tc>
-        <w:tc>
-          <w:tcPr>
-            <w:tcW w:w="2093" w:type="dxa"/>
-          </w:tcPr>
-          <w:p>
-            <w:pPr>
-              <w:rPr>
-                <w:rFonts w:ascii="Times New Roman" w:eastAsia="Calibri" w:hAnsi="Times New Roman" w:cs="Times New Roman"/>
-                <w:i/>
-                <w:color w:val="FF0000"/>
-                <w:sz w:val="18"/>
-                <w:szCs w:val="18"/>
-                <w:highlight w:val="yellow"/>
-                <w:lang w:eastAsia="ru-RU"/>
-              </w:rPr>
-            </w:pPr>
-          </w:p>
-        </w:tc>
-      </w:tr>
-      <w:tr>
-        <w:tc>
-          <w:tcPr>
-            <w:tcW w:w="720" w:type="dxa"/>
-          </w:tcPr>
-          <w:p>
-            <w:pPr>
-              <w:rPr>
-                <w:rFonts w:ascii="Times New Roman" w:eastAsia="Calibri" w:hAnsi="Times New Roman" w:cs="Times New Roman"/>
                 <w:sz w:val="18"/>
                 <w:szCs w:val="18"/>
                 <w:lang w:eastAsia="ru-RU"/>
@@ -4294,6 +4300,7 @@
           <w:szCs w:val="20"/>
           <w:lang w:eastAsia="ru-RU"/>
         </w:rPr>
+        <w:lastRenderedPageBreak/>
         <w:t>(</w:t>
       </w:r>
       <w:r>
@@ -5104,6 +5111,23 @@
       <w:contextualSpacing/>
     </w:pPr>
   </w:style>
+  <w:style w:type="paragraph" w:styleId="a7">
+    <w:name w:val="Normal (Web)"/>
+    <w:basedOn w:val="a"/>
+    <w:uiPriority w:val="99"/>
+    <w:semiHidden/>
+    <w:unhideWhenUsed/>
+    <w:rsid w:val="00A00AB9"/>
+    <w:pPr>
+      <w:spacing w:before="100" w:beforeAutospacing="1" w:after="100" w:afterAutospacing="1" w:line="240" w:lineRule="auto"/>
+    </w:pPr>
+    <w:rPr>
+      <w:rFonts w:ascii="Times New Roman" w:eastAsia="Times New Roman" w:hAnsi="Times New Roman" w:cs="Times New Roman"/>
+      <w:sz w:val="24"/>
+      <w:szCs w:val="24"/>
+      <w:lang w:eastAsia="ru-RU"/>
+    </w:rPr>
+  </w:style>
 </w:styles>
 </file>
 
@@ -5356,6 +5380,23 @@
       <w:ind w:left="720"/>
       <w:contextualSpacing/>
     </w:pPr>
+  </w:style>
+  <w:style w:type="paragraph" w:styleId="a7">
+    <w:name w:val="Normal (Web)"/>
+    <w:basedOn w:val="a"/>
+    <w:uiPriority w:val="99"/>
+    <w:semiHidden/>
+    <w:unhideWhenUsed/>
+    <w:rsid w:val="00A00AB9"/>
+    <w:pPr>
+      <w:spacing w:before="100" w:beforeAutospacing="1" w:after="100" w:afterAutospacing="1" w:line="240" w:lineRule="auto"/>
+    </w:pPr>
+    <w:rPr>
+      <w:rFonts w:ascii="Times New Roman" w:eastAsia="Times New Roman" w:hAnsi="Times New Roman" w:cs="Times New Roman"/>
+      <w:sz w:val="24"/>
+      <w:szCs w:val="24"/>
+      <w:lang w:eastAsia="ru-RU"/>
+    </w:rPr>
   </w:style>
 </w:styles>
 </file>
